--- a/tillsyn/A 13152-2019 tillsynsbegäran.docx
+++ b/tillsyn/A 13152-2019 tillsynsbegäran.docx
@@ -218,7 +218,7 @@
     <w:r>
       <w:tab/>
       <w:tab/>
-      <w:t>2024-02-15</w:t>
+      <w:t>2024-02-16</w:t>
       <w:br/>
       <w:br/>
     </w:r>

--- a/tillsyn/A 13152-2019 tillsynsbegäran.docx
+++ b/tillsyn/A 13152-2019 tillsynsbegäran.docx
@@ -218,7 +218,7 @@
     <w:r>
       <w:tab/>
       <w:tab/>
-      <w:t>2024-02-16</w:t>
+      <w:t>2024-02-19</w:t>
       <w:br/>
       <w:br/>
     </w:r>

--- a/tillsyn/A 13152-2019 tillsynsbegäran.docx
+++ b/tillsyn/A 13152-2019 tillsynsbegäran.docx
@@ -218,7 +218,7 @@
     <w:r>
       <w:tab/>
       <w:tab/>
-      <w:t>2024-02-19</w:t>
+      <w:t>2024-02-21</w:t>
       <w:br/>
       <w:br/>
     </w:r>

--- a/tillsyn/A 13152-2019 tillsynsbegäran.docx
+++ b/tillsyn/A 13152-2019 tillsynsbegäran.docx
@@ -218,7 +218,7 @@
     <w:r>
       <w:tab/>
       <w:tab/>
-      <w:t>2024-02-21</w:t>
+      <w:t>2024-02-22</w:t>
       <w:br/>
       <w:br/>
     </w:r>

--- a/tillsyn/A 13152-2019 tillsynsbegäran.docx
+++ b/tillsyn/A 13152-2019 tillsynsbegäran.docx
@@ -218,7 +218,7 @@
     <w:r>
       <w:tab/>
       <w:tab/>
-      <w:t>2024-02-22</w:t>
+      <w:t>2024-02-23</w:t>
       <w:br/>
       <w:br/>
     </w:r>

--- a/tillsyn/A 13152-2019 tillsynsbegäran.docx
+++ b/tillsyn/A 13152-2019 tillsynsbegäran.docx
@@ -218,7 +218,7 @@
     <w:r>
       <w:tab/>
       <w:tab/>
-      <w:t>2024-02-23</w:t>
+      <w:t>2024-02-24</w:t>
       <w:br/>
       <w:br/>
     </w:r>

--- a/tillsyn/A 13152-2019 tillsynsbegäran.docx
+++ b/tillsyn/A 13152-2019 tillsynsbegäran.docx
@@ -218,7 +218,7 @@
     <w:r>
       <w:tab/>
       <w:tab/>
-      <w:t>2024-02-24</w:t>
+      <w:t>2024-02-25</w:t>
       <w:br/>
       <w:br/>
     </w:r>

--- a/tillsyn/A 13152-2019 tillsynsbegäran.docx
+++ b/tillsyn/A 13152-2019 tillsynsbegäran.docx
@@ -40,7 +40,7 @@
     </w:p>
     <w:p>
       <w:r>
-        <w:t>De påträffade naturvårdsarterna är ett tydligt kvitto på att detta rör sig om en skog med mycket höga naturvärden. I Figur 1 visas en karta över det avverkningsanmälda området, där samtliga fyndplatser för naturvårdsarter som finns registrerade på Artportalen har markerats.</w:t>
+        <w:t>De påträffade naturvårdsarterna är ett tydligt kvitto på att detta rör sig om en skog med höga naturvärden. I Figur 1 visas en karta över det avverkningsanmälda området, där samtliga fyndplatser för naturvårdsarter som finns registrerade på Artportalen har markerats.</w:t>
       </w:r>
     </w:p>
     <w:p>
@@ -218,7 +218,7 @@
     <w:r>
       <w:tab/>
       <w:tab/>
-      <w:t>2024-02-25</w:t>
+      <w:t>2024-02-26</w:t>
       <w:br/>
       <w:br/>
     </w:r>

--- a/tillsyn/A 13152-2019 tillsynsbegäran.docx
+++ b/tillsyn/A 13152-2019 tillsynsbegäran.docx
@@ -218,7 +218,7 @@
     <w:r>
       <w:tab/>
       <w:tab/>
-      <w:t>2024-02-26</w:t>
+      <w:t>2024-02-27</w:t>
       <w:br/>
       <w:br/>
     </w:r>

--- a/tillsyn/A 13152-2019 tillsynsbegäran.docx
+++ b/tillsyn/A 13152-2019 tillsynsbegäran.docx
@@ -218,7 +218,7 @@
     <w:r>
       <w:tab/>
       <w:tab/>
-      <w:t>2024-02-27</w:t>
+      <w:t>2024-02-28</w:t>
       <w:br/>
       <w:br/>
     </w:r>

--- a/tillsyn/A 13152-2019 tillsynsbegäran.docx
+++ b/tillsyn/A 13152-2019 tillsynsbegäran.docx
@@ -218,7 +218,7 @@
     <w:r>
       <w:tab/>
       <w:tab/>
-      <w:t>2024-02-28</w:t>
+      <w:t>2024-02-29</w:t>
       <w:br/>
       <w:br/>
     </w:r>

--- a/tillsyn/A 13152-2019 tillsynsbegäran.docx
+++ b/tillsyn/A 13152-2019 tillsynsbegäran.docx
@@ -218,7 +218,7 @@
     <w:r>
       <w:tab/>
       <w:tab/>
-      <w:t>2024-02-29</w:t>
+      <w:t>2024-03-01</w:t>
       <w:br/>
       <w:br/>
     </w:r>

--- a/tillsyn/A 13152-2019 tillsynsbegäran.docx
+++ b/tillsyn/A 13152-2019 tillsynsbegäran.docx
@@ -218,7 +218,7 @@
     <w:r>
       <w:tab/>
       <w:tab/>
-      <w:t>2024-03-01</w:t>
+      <w:t>2024-03-02</w:t>
       <w:br/>
       <w:br/>
     </w:r>

--- a/tillsyn/A 13152-2019 tillsynsbegäran.docx
+++ b/tillsyn/A 13152-2019 tillsynsbegäran.docx
@@ -218,7 +218,7 @@
     <w:r>
       <w:tab/>
       <w:tab/>
-      <w:t>2024-03-02</w:t>
+      <w:t>2024-03-03</w:t>
       <w:br/>
       <w:br/>
     </w:r>

--- a/tillsyn/A 13152-2019 tillsynsbegäran.docx
+++ b/tillsyn/A 13152-2019 tillsynsbegäran.docx
@@ -218,7 +218,7 @@
     <w:r>
       <w:tab/>
       <w:tab/>
-      <w:t>2024-03-03</w:t>
+      <w:t>2024-03-04</w:t>
       <w:br/>
       <w:br/>
     </w:r>

--- a/tillsyn/A 13152-2019 tillsynsbegäran.docx
+++ b/tillsyn/A 13152-2019 tillsynsbegäran.docx
@@ -218,7 +218,7 @@
     <w:r>
       <w:tab/>
       <w:tab/>
-      <w:t>2024-03-04</w:t>
+      <w:t>2024-03-05</w:t>
       <w:br/>
       <w:br/>
     </w:r>

--- a/tillsyn/A 13152-2019 tillsynsbegäran.docx
+++ b/tillsyn/A 13152-2019 tillsynsbegäran.docx
@@ -218,7 +218,7 @@
     <w:r>
       <w:tab/>
       <w:tab/>
-      <w:t>2024-03-05</w:t>
+      <w:t>2024-03-06</w:t>
       <w:br/>
       <w:br/>
     </w:r>

--- a/tillsyn/A 13152-2019 tillsynsbegäran.docx
+++ b/tillsyn/A 13152-2019 tillsynsbegäran.docx
@@ -218,7 +218,7 @@
     <w:r>
       <w:tab/>
       <w:tab/>
-      <w:t>2024-03-06</w:t>
+      <w:t>2024-03-07</w:t>
       <w:br/>
       <w:br/>
     </w:r>

--- a/tillsyn/A 13152-2019 tillsynsbegäran.docx
+++ b/tillsyn/A 13152-2019 tillsynsbegäran.docx
@@ -218,7 +218,7 @@
     <w:r>
       <w:tab/>
       <w:tab/>
-      <w:t>2024-03-07</w:t>
+      <w:t>2024-03-08</w:t>
       <w:br/>
       <w:br/>
     </w:r>

--- a/tillsyn/A 13152-2019 tillsynsbegäran.docx
+++ b/tillsyn/A 13152-2019 tillsynsbegäran.docx
@@ -218,7 +218,7 @@
     <w:r>
       <w:tab/>
       <w:tab/>
-      <w:t>2024-03-08</w:t>
+      <w:t>2024-03-09</w:t>
       <w:br/>
       <w:br/>
     </w:r>

--- a/tillsyn/A 13152-2019 tillsynsbegäran.docx
+++ b/tillsyn/A 13152-2019 tillsynsbegäran.docx
@@ -218,7 +218,7 @@
     <w:r>
       <w:tab/>
       <w:tab/>
-      <w:t>2024-03-09</w:t>
+      <w:t>2024-03-10</w:t>
       <w:br/>
       <w:br/>
     </w:r>

--- a/tillsyn/A 13152-2019 tillsynsbegäran.docx
+++ b/tillsyn/A 13152-2019 tillsynsbegäran.docx
@@ -218,7 +218,7 @@
     <w:r>
       <w:tab/>
       <w:tab/>
-      <w:t>2024-03-10</w:t>
+      <w:t>2024-03-11</w:t>
       <w:br/>
       <w:br/>
     </w:r>

--- a/tillsyn/A 13152-2019 tillsynsbegäran.docx
+++ b/tillsyn/A 13152-2019 tillsynsbegäran.docx
@@ -218,7 +218,7 @@
     <w:r>
       <w:tab/>
       <w:tab/>
-      <w:t>2024-03-11</w:t>
+      <w:t>2024-03-12</w:t>
       <w:br/>
       <w:br/>
     </w:r>

--- a/tillsyn/A 13152-2019 tillsynsbegäran.docx
+++ b/tillsyn/A 13152-2019 tillsynsbegäran.docx
@@ -218,7 +218,7 @@
     <w:r>
       <w:tab/>
       <w:tab/>
-      <w:t>2024-03-12</w:t>
+      <w:t>2024-03-13</w:t>
       <w:br/>
       <w:br/>
     </w:r>
